--- a/zht/docx/21.content.docx
+++ b/zht/docx/21.content.docx
@@ -136,13 +136,6 @@
         <w:rPr>
           <w:lang w:val="zh_TW" w:bidi="zh_TW"/>
         </w:rPr>
-      </w:r>
-      <w:r>
-        <w:rPr>
-          <w:i/>
-          <w:lang w:val="zh_TW" w:bidi="zh_TW"/>
-        </w:rPr>
-        <w:t>傳道書 1:1, 傳道書 1:4, 傳道書 1:8, 傳道書 1:9, 傳道書 1:13, 傳道書 1:14, 傳道書 1:18, 傳道書 2:1, 傳道書 2:3, 傳道書 2:6, 傳道書 2:8, 傳道書 2:10, 傳道書 2:11, 傳道書 2:14, 傳道書 2:16, 傳道書 2:18, 傳道書 2:20, 傳道書 2:23, 傳道書 2:24, 傳道書 2:26, 傳道書 3:1, 傳道書 3:10, 傳道書 3:11, 傳道書 3:13, 傳道書 3:14, 傳道書 3:16, 傳道書 3:19–20, 傳道書 3:22, 傳道書 4:1, 傳道書 4:3, 傳道書 4:6, 傳道書 4:9–10, 傳道書 4:12, 傳道書 4:13, 傳道書 4:16, 傳道書 5:1, 傳道書 5:2, 傳道書 5:5, 傳道書 5:8, 傳道書 5:11, 傳道書 5:12, 傳道書 5:14, 傳道書 5:15, 傳道書 5:20, 傳道書 6:1–2, 傳道書 6:3, 傳道書 6:6, 傳道書 6:7, 傳道書 6:11, 傳道書 7:2, 傳道書 7:4, 傳道書 7:6, 傳道書 7:7, 傳道書 7:9, 傳道書 7:12, 傳道書 7:14, 傳道書 7:15, 傳道書 7:18, 傳道書 7:21, 傳道書 7:24, 傳道書 7:26, 傳道書 7:28, 傳道書 8:1, 傳道書 8:3, 傳道書 8:5, 傳道書 8:8, 傳道書 8:10, 傳道書 8:12, 傳道書 8:15, 傳道書 8:17, 傳道書 9:1, 傳道書 9:2, 傳道書 9:3, 傳道書 9:5, 傳道書 9:6, 傳道書 9:10, 傳道書 9:12, 傳道書 9:15, 傳道書 9:18, 傳道書 10:3, 傳道書 10:7, 傳道書 10:8, 傳道書 10:10, 傳道書 10:13, 傳道書 10:16, 傳道書 10:18, 傳道書 10:20, 傳道書 11:2, 傳道書 11:5, 傳道書 11:6, 傳道書 11:10, 傳道書 12:1, 傳道書 12:3, 傳道書 12:4, 傳道書 12:7, 傳道書 12:9, 傳道書 12:11, 傳道書 12:12, 傳道書 12:13</w:t>
       </w:r>
       <w:r>
         <w:rPr>

--- a/zht/docx/21.content.docx
+++ b/zht/docx/21.content.docx
@@ -123,19 +123,6 @@
           <w:lang w:val="zh_TW" w:bidi="zh_TW"/>
         </w:rPr>
         <w:t>ECC</w:t>
-      </w:r>
-      <w:r>
-        <w:rPr>
-          <w:lang w:val="zh_TW" w:bidi="zh_TW"/>
-        </w:rPr>
-      </w:r>
-    </w:p>
-    <w:p>
-      <w:pPr/>
-      <w:r>
-        <w:rPr>
-          <w:lang w:val="zh_TW" w:bidi="zh_TW"/>
-        </w:rPr>
       </w:r>
       <w:r>
         <w:rPr>

--- a/zht/docx/21.content.docx
+++ b/zht/docx/21.content.docx
@@ -19,7 +19,7 @@
         <w:rPr>
           <w:lang w:val="zh_TW" w:bidi="zh_TW"/>
         </w:rPr>
-        <w:t>Resource: 翻譯問題 (unfoldingWord)</w:t>
+        <w:t>Resource: unfoldingWord® Translation Questions</w:t>
       </w:r>
       <w:r>
         <w:rPr>
@@ -85,7 +85,7 @@
         <w:rPr>
           <w:lang w:val="zh_TW" w:bidi="zh_TW"/>
         </w:rPr>
-        <w:t>翻譯問題 (unfoldingWord)</w:t>
+        <w:t>unfoldingWord® Translation Questions</w:t>
       </w:r>
     </w:p>
     <w:p>
